--- a/Tesis - Anexos 2/R2.2-R2.5/Anexo_Q_Construccion_Software_R2.3.docx
+++ b/Tesis - Anexos 2/R2.2-R2.5/Anexo_Q_Construccion_Software_R2.3.docx
@@ -146,7 +146,7 @@
           <w:sz w:val="22"/>
           <w:szCs w:val="22"/>
         </w:rPr>
-        <w:t xml:space="preserve">No se incluye en el alcance actual el módulo de procesamiento automatizado de cronogramas en formato PDF, el cual se encuentra en etapa de diseño sin implementación de código, según se detalla en la sección 4 de este anexo.</w:t>
+        <w:t xml:space="preserve">No se incluye en el alcance actual el módulo de procesamiento automatizado de cronogramas en formato PDF: su motor de extracción se diseñó, implementó y validó de forma aislada, pero se desactivó deliberadamente en producción tras detectar resultados poco confiables frente a formatos de cronograma adicionales, según se detalla en la sección 4 de este anexo y en el Anexo U.</w:t>
       </w:r>
     </w:p>
     <w:p>
@@ -1640,7 +1640,7 @@
                 <w:sz w:val="18"/>
                 <w:szCs w:val="18"/>
               </w:rPr>
-              <w:t xml:space="preserve">No implementado</w:t>
+              <w:t xml:space="preserve">backend/paideia/pdf_extractor/</w:t>
             </w:r>
           </w:p>
         </w:tc>
@@ -1671,7 +1671,7 @@
                 <w:sz w:val="18"/>
                 <w:szCs w:val="18"/>
               </w:rPr>
-              <w:t xml:space="preserve">Extracción y transformación de fechas desde cronogramas/sílabos en PDF mediante reconocimiento de patrones semánticos.</w:t>
+              <w:t xml:space="preserve">Extracción de fechas y actividades desde cronogramas/sílabos en PDF mediante reconocimiento de patrones. Implementado y validado de forma aislada (ver Anexo U); desactivado en producción.</w:t>
             </w:r>
           </w:p>
         </w:tc>
@@ -1702,7 +1702,7 @@
                 <w:sz w:val="18"/>
                 <w:szCs w:val="18"/>
               </w:rPr>
-              <w:t xml:space="preserve">Pendiente</w:t>
+              <w:t xml:space="preserve">Limitado*</w:t>
             </w:r>
           </w:p>
         </w:tc>
@@ -1720,7 +1720,7 @@
           <w:sz w:val="18"/>
           <w:szCs w:val="18"/>
         </w:rPr>
-        <w:t xml:space="preserve">Tabla Q.1. Módulos construidos del sistema RPA Académico PUCP. Fuente: Elaboración propia.</w:t>
+        <w:t xml:space="preserve">Tabla Q.1. Módulos construidos del sistema RPA Académico PUCP. Fuente: Elaboración propia. (*) Limitación detallada en la sección 4 de este anexo y en el Anexo U.</w:t>
       </w:r>
     </w:p>
     <w:p>
@@ -1811,7 +1811,7 @@
           <w:sz w:val="22"/>
           <w:szCs w:val="22"/>
         </w:rPr>
-        <w:t xml:space="preserve">Procesamiento de cronogramas PDF sin implementación: el módulo correspondiente, que extraería y transformaría fechas desde cronogramas y sílabos en formato PDF mediante reconocimiento de patrones semánticos, se encuentra en etapa de diseño conceptual; no existe código funcional para este módulo a la fecha de este documento.</w:t>
+        <w:t xml:space="preserve">Procesamiento de cronogramas PDF desactivado en producción: se diseñó, implementó y validó un motor de extracción de tres etapas (clasificación de archivo, detección de tabla de cronograma, extracción de actividades evaluables), obteniendo resultados correctos contra un corpus de 6 documentos reales (ver Anexo U). Sin embargo, al probarse contra cronogramas adicionales con formato de tabla más irregular, el motor produjo resultados poco confiables (actividades mal segmentadas o sin sentido para el estudiante). Ante el riesgo de mostrar información incorrecta, se decidió desactivar la extracción automática en la versión actual: el sistema únicamente confirma la descarga del documento y solicita al estudiante revisarlo manualmente. El motor de extracción queda documentado como base reutilizable para una versión futura, ver Anexo U, sección 8.</w:t>
       </w:r>
     </w:p>
     <w:p>
